--- a/04_Assessment_Attendance_and_Credit_Reporting/TAS2O_Report_Card_Credit_Reporting_Procedure.docx
+++ b/04_Assessment_Attendance_and_Credit_Reporting/TAS2O_Report_Card_Credit_Reporting_Procedure.docx
@@ -4498,7 +4498,7 @@
                 <w:b w:val="0"/>
                 <w:sz w:val="18"/>
               </w:rPr>
-              <w:t>AI-generated material revised and verified</w:t>
+              <w:t>material revised and verified</w:t>
             </w:r>
           </w:p>
         </w:tc>

--- a/04_Assessment_Attendance_and_Credit_Reporting/TAS2O_Report_Card_Credit_Reporting_Procedure.docx
+++ b/04_Assessment_Attendance_and_Credit_Reporting/TAS2O_Report_Card_Credit_Reporting_Procedure.docx
@@ -2382,7 +2382,7 @@
                 <w:b w:val="0"/>
                 <w:sz w:val="18"/>
               </w:rPr>
-              <w:t>Student documented AI use and demonstrated human verification and understanding.</w:t>
+              <w:t>Student documented use of approved AI tools and demonstrated human verification and understanding.</w:t>
             </w:r>
           </w:p>
         </w:tc>
@@ -3116,7 +3116,7 @@
                 <w:b w:val="0"/>
                 <w:sz w:val="18"/>
               </w:rPr>
-              <w:t>Student demonstrates considerable understanding of safety, measurement, design, and prototype development. Student is developing effective habits in documentation, quality control, and responsible AI use.</w:t>
+              <w:t>Student demonstrates considerable understanding of safety, measurement, design, and prototype development. Student is developing effective habits in documentation, quality control, and responsible use of approved AI tools.</w:t>
             </w:r>
           </w:p>
         </w:tc>
@@ -3315,7 +3315,7 @@
                 <w:b w:val="0"/>
                 <w:sz w:val="18"/>
               </w:rPr>
-              <w:t>Follows safety rules, completes safety checks, uses tools appropriately, submits work on time, documents AI use honestly.</w:t>
+              <w:t>Follows safety rules, completes safety checks, uses tools appropriately, submits work on time, documents use of approved AI tools honestly.</w:t>
             </w:r>
           </w:p>
         </w:tc>
@@ -4332,7 +4332,7 @@
         <w:spacing w:after="80"/>
       </w:pPr>
       <w:r>
-        <w:t>Because this TAS2O version includes AI-supported learning, final reporting should include a brief review of AI-use evidence. The goal is not to punish appropriate AI use, but to confirm that the student used AI as a learning support and not as an undisclosed replacement for required learning evidence.</w:t>
+        <w:t>Because this TAS2O version includes AI-supported learning, final reporting should include a brief review of AI-use evidence. The goal is not to punish appropriate use of approved AI tools, but to confirm that the student used AI as a learning support and not as an undisclosed replacement for required learning evidence.</w:t>
       </w:r>
     </w:p>
     <w:tbl>
